--- a/xy/internal/chgk/docx/testdata/basic.docx
+++ b/xy/internal/chgk/docx/testdata/basic.docx
@@ -80,14 +80,19 @@
     <w:p>
       <w:pPr>
         <w:keepLines/>
+        <w:spacing w:before="46"/>
       </w:pPr>
       <w:r>
         <w:rPr>
           <w:b/>
+          <w:sz w:val="20"/>
         </w:rPr>
         <w:t xml:space="preserve">Источник: </w:t>
       </w:r>
       <w:r>
+        <w:rPr>
+          <w:sz w:val="20"/>
+        </w:rPr>
         <w:t>Арифметика</w:t>
       </w:r>
       <w:r>
@@ -96,15 +101,20 @@
       <w:r>
         <w:rPr>
           <w:b/>
+          <w:sz w:val="20"/>
         </w:rPr>
         <w:t xml:space="preserve">Автор: </w:t>
       </w:r>
       <w:r>
+        <w:rPr>
+          <w:sz w:val="20"/>
+        </w:rPr>
         <w:t>Иванов</w:t>
       </w:r>
     </w:p>
     <w:p>
       <w:pPr>
+        <w:keepNext/>
         <w:keepLines/>
         <w:spacing w:before="360"/>
       </w:pPr>
@@ -114,20 +124,65 @@
         </w:rPr>
         <w:t xml:space="preserve">Вопрос 2. </w:t>
       </w:r>
-      <w:r>
-        <w:br/>
-        <w:t xml:space="preserve">[Раздаточный материал: </w:t>
-      </w:r>
-      <w:r>
-        <w:t>Ро-шам-бо</w:t>
-      </w:r>
-      <w:r>
-        <w:br/>
-        <w:t>]</w:t>
-      </w:r>
-      <w:r>
-        <w:br/>
-      </w:r>
+    </w:p>
+    <w:tbl>
+      <w:tblPr>
+        <w:tblW w:type="pct" w:w="5000"/>
+        <w:tblLook w:firstColumn="1" w:firstRow="1" w:lastColumn="0" w:lastRow="0" w:noHBand="0" w:noVBand="1" w:val="04A0"/>
+      </w:tblPr>
+      <w:tblGrid>
+        <w:gridCol w:w="9746"/>
+      </w:tblGrid>
+      <w:tr>
+        <w:tc>
+          <w:tcPr>
+            <w:tcW w:type="dxa" w:w="9746"/>
+            <w:tcMar>
+              <w:top w:w="0" w:type="dxa"/>
+              <w:bottom w:w="20" w:type="dxa"/>
+            </w:tcMar>
+          </w:tcPr>
+          <w:p>
+            <w:pPr>
+              <w:keepNext/>
+            </w:pPr>
+            <w:r>
+              <w:rPr>
+                <w:sz w:val="20"/>
+              </w:rPr>
+              <w:t>Раздаточный материал</w:t>
+            </w:r>
+          </w:p>
+        </w:tc>
+      </w:tr>
+      <w:tr>
+        <w:tc>
+          <w:tcPr>
+            <w:tcW w:type="dxa" w:w="9746"/>
+            <w:tcBorders>
+              <w:top w:val="single" w:sz="8" w:space="0" w:color="000000"/>
+              <w:left w:val="single" w:sz="8" w:space="0" w:color="000000"/>
+              <w:bottom w:val="single" w:sz="8" w:space="0" w:color="000000"/>
+              <w:right w:val="single" w:sz="8" w:space="0" w:color="000000"/>
+            </w:tcBorders>
+            <w:tcMar>
+              <w:top w:w="100" w:type="dxa"/>
+              <w:bottom w:w="100" w:type="dxa"/>
+            </w:tcMar>
+          </w:tcPr>
+          <w:p>
+            <w:r>
+              <w:t>Ро-шам-бо</w:t>
+            </w:r>
+          </w:p>
+        </w:tc>
+      </w:tr>
+    </w:tbl>
+    <w:p>
+      <w:pPr>
+        <w:keepLines/>
+        <w:spacing w:before="120"/>
+      </w:pPr>
       <w:r>
         <w:t>Вопрос с раздаткой</w:t>
       </w:r>
@@ -639,7 +694,7 @@
       <w:jc w:val="left"/>
     </w:pPr>
     <w:rPr>
-      <w:rFonts w:ascii="Arial" w:hAnsi="Arial" w:eastAsia="" w:cs="Times New Roman" w:eastAsiaTheme="minorEastAsia"/>
+      <w:rFonts w:ascii="Noto Sans" w:hAnsi="Noto Sans" w:eastAsia="" w:cs="Times New Roman" w:eastAsiaTheme="minorEastAsia"/>
       <w:color w:val="auto"/>
       <w:kern w:val="0"/>
       <w:sz w:val="24"/>
@@ -661,7 +716,7 @@
       <w:outlineLvl w:val="0"/>
     </w:pPr>
     <w:rPr>
-      <w:rFonts w:ascii="Arial" w:hAnsi="Arial" w:eastAsia="" w:asciiTheme="majorHAnsi" w:eastAsiaTheme="majorEastAsia" w:hAnsiTheme="majorHAnsi"/>
+      <w:rFonts w:ascii="Noto Sans" w:hAnsi="Noto Sans" w:eastAsia="" w:asciiTheme="majorHAnsi" w:eastAsiaTheme="majorEastAsia" w:hAnsiTheme="majorHAnsi"/>
       <w:b/>
       <w:bCs/>
       <w:kern w:val="2"/>
@@ -685,7 +740,7 @@
       <w:outlineLvl w:val="1"/>
     </w:pPr>
     <w:rPr>
-      <w:rFonts w:ascii="Arial" w:hAnsi="Arial" w:eastAsia="" w:asciiTheme="majorHAnsi" w:eastAsiaTheme="majorEastAsia" w:hAnsiTheme="majorHAnsi"/>
+      <w:rFonts w:ascii="Noto Sans" w:hAnsi="Noto Sans" w:eastAsia="" w:asciiTheme="majorHAnsi" w:eastAsiaTheme="majorEastAsia" w:hAnsiTheme="majorHAnsi"/>
       <w:b/>
       <w:bCs/>
       <w:i/>
@@ -710,7 +765,7 @@
       <w:outlineLvl w:val="2"/>
     </w:pPr>
     <w:rPr>
-      <w:rFonts w:ascii="Arial" w:hAnsi="Arial" w:eastAsia="" w:asciiTheme="majorHAnsi" w:eastAsiaTheme="majorEastAsia" w:hAnsiTheme="majorHAnsi"/>
+      <w:rFonts w:ascii="Noto Sans" w:hAnsi="Noto Sans" w:eastAsia="" w:asciiTheme="majorHAnsi" w:eastAsiaTheme="majorEastAsia" w:hAnsiTheme="majorHAnsi"/>
       <w:b/>
       <w:bCs/>
       <w:sz w:val="26"/>
@@ -833,7 +888,7 @@
       <w:outlineLvl w:val="8"/>
     </w:pPr>
     <w:rPr>
-      <w:rFonts w:ascii="Arial" w:hAnsi="Arial" w:eastAsia="" w:asciiTheme="majorHAnsi" w:eastAsiaTheme="majorEastAsia" w:hAnsiTheme="majorHAnsi"/>
+      <w:rFonts w:ascii="Noto Sans" w:hAnsi="Noto Sans" w:eastAsia="" w:asciiTheme="majorHAnsi" w:eastAsiaTheme="majorEastAsia" w:hAnsiTheme="majorHAnsi"/>
       <w:sz w:val="22"/>
       <w:szCs w:val="22"/>
     </w:rPr>
@@ -854,7 +909,7 @@
     <w:qFormat/>
     <w:rsid w:val="003c7a06"/>
     <w:rPr>
-      <w:rFonts w:ascii="Arial" w:hAnsi="Arial" w:eastAsia="" w:asciiTheme="majorHAnsi" w:eastAsiaTheme="majorEastAsia" w:hAnsiTheme="majorHAnsi"/>
+      <w:rFonts w:ascii="Noto Sans" w:hAnsi="Noto Sans" w:eastAsia="" w:asciiTheme="majorHAnsi" w:eastAsiaTheme="majorEastAsia" w:hAnsiTheme="majorHAnsi"/>
       <w:b/>
       <w:bCs/>
       <w:kern w:val="2"/>
@@ -871,7 +926,7 @@
     <w:qFormat/>
     <w:rsid w:val="003c7a06"/>
     <w:rPr>
-      <w:rFonts w:ascii="Arial" w:hAnsi="Arial" w:eastAsia="" w:asciiTheme="majorHAnsi" w:eastAsiaTheme="majorEastAsia" w:hAnsiTheme="majorHAnsi"/>
+      <w:rFonts w:ascii="Noto Sans" w:hAnsi="Noto Sans" w:eastAsia="" w:asciiTheme="majorHAnsi" w:eastAsiaTheme="majorEastAsia" w:hAnsiTheme="majorHAnsi"/>
       <w:b/>
       <w:bCs/>
       <w:i/>
@@ -889,7 +944,7 @@
     <w:qFormat/>
     <w:rsid w:val="003c7a06"/>
     <w:rPr>
-      <w:rFonts w:ascii="Arial" w:hAnsi="Arial" w:eastAsia="" w:asciiTheme="majorHAnsi" w:eastAsiaTheme="majorEastAsia" w:hAnsiTheme="majorHAnsi"/>
+      <w:rFonts w:ascii="Noto Sans" w:hAnsi="Noto Sans" w:eastAsia="" w:asciiTheme="majorHAnsi" w:eastAsiaTheme="majorEastAsia" w:hAnsiTheme="majorHAnsi"/>
       <w:b/>
       <w:bCs/>
       <w:sz w:val="26"/>
@@ -978,7 +1033,7 @@
     <w:qFormat/>
     <w:rsid w:val="003c7a06"/>
     <w:rPr>
-      <w:rFonts w:ascii="Arial" w:hAnsi="Arial" w:eastAsia="" w:asciiTheme="majorHAnsi" w:eastAsiaTheme="majorEastAsia" w:hAnsiTheme="majorHAnsi"/>
+      <w:rFonts w:ascii="Noto Sans" w:hAnsi="Noto Sans" w:eastAsia="" w:asciiTheme="majorHAnsi" w:eastAsiaTheme="majorEastAsia" w:hAnsiTheme="majorHAnsi"/>
     </w:rPr>
   </w:style>
   <w:style w:type="character" w:styleId="TitleChar" w:customStyle="1">
@@ -989,7 +1044,7 @@
     <w:qFormat/>
     <w:rsid w:val="003c7a06"/>
     <w:rPr>
-      <w:rFonts w:ascii="Arial" w:hAnsi="Arial" w:eastAsia="" w:asciiTheme="majorHAnsi" w:eastAsiaTheme="majorEastAsia" w:hAnsiTheme="majorHAnsi"/>
+      <w:rFonts w:ascii="Noto Sans" w:hAnsi="Noto Sans" w:eastAsia="" w:asciiTheme="majorHAnsi" w:eastAsiaTheme="majorEastAsia" w:hAnsiTheme="majorHAnsi"/>
       <w:b/>
       <w:bCs/>
       <w:kern w:val="2"/>
@@ -1005,7 +1060,7 @@
     <w:qFormat/>
     <w:rsid w:val="003c7a06"/>
     <w:rPr>
-      <w:rFonts w:ascii="Arial" w:hAnsi="Arial" w:eastAsia="" w:asciiTheme="majorHAnsi" w:eastAsiaTheme="majorEastAsia" w:hAnsiTheme="majorHAnsi"/>
+      <w:rFonts w:ascii="Noto Sans" w:hAnsi="Noto Sans" w:eastAsia="" w:asciiTheme="majorHAnsi" w:eastAsiaTheme="majorEastAsia" w:hAnsiTheme="majorHAnsi"/>
       <w:sz w:val="24"/>
       <w:szCs w:val="24"/>
     </w:rPr>
@@ -1115,7 +1170,7 @@
     <w:qFormat/>
     <w:rsid w:val="003c7a06"/>
     <w:rPr>
-      <w:rFonts w:ascii="Arial" w:hAnsi="Arial" w:eastAsia="" w:asciiTheme="majorHAnsi" w:eastAsiaTheme="majorEastAsia" w:hAnsiTheme="majorHAnsi"/>
+      <w:rFonts w:ascii="Noto Sans" w:hAnsi="Noto Sans" w:eastAsia="" w:asciiTheme="majorHAnsi" w:eastAsiaTheme="majorEastAsia" w:hAnsiTheme="majorHAnsi"/>
       <w:b/>
       <w:i/>
       <w:sz w:val="24"/>
@@ -1179,7 +1234,7 @@
       <w:spacing w:before="240" w:after="120"/>
     </w:pPr>
     <w:rPr>
-      <w:rFonts w:ascii="Liberation Sans" w:hAnsi="Liberation Sans" w:eastAsia="PingFang SC" w:cs="Arial Unicode MS"/>
+      <w:rFonts w:ascii="Liberation Sans" w:hAnsi="Liberation Sans" w:eastAsia="PingFang SC" w:cs="Noto Sans"/>
       <w:sz w:val="28"/>
       <w:szCs w:val="28"/>
     </w:rPr>
@@ -1197,7 +1252,7 @@
     <w:basedOn w:val="TextBody"/>
     <w:pPr/>
     <w:rPr>
-      <w:rFonts w:cs="Arial Unicode MS"/>
+      <w:rFonts w:cs="Noto Sans"/>
     </w:rPr>
   </w:style>
   <w:style w:type="paragraph" w:styleId="Caption">
@@ -1209,7 +1264,7 @@
       <w:spacing w:before="120" w:after="120"/>
     </w:pPr>
     <w:rPr>
-      <w:rFonts w:cs="Arial Unicode MS"/>
+      <w:rFonts w:cs="Noto Sans"/>
       <w:i/>
       <w:iCs/>
       <w:sz w:val="24"/>
@@ -1224,7 +1279,7 @@
       <w:suppressLineNumbers/>
     </w:pPr>
     <w:rPr>
-      <w:rFonts w:cs="Arial Unicode MS"/>
+      <w:rFonts w:cs="Noto Sans"/>
     </w:rPr>
   </w:style>
   <w:style w:type="paragraph" w:styleId="Title">
@@ -1241,7 +1296,7 @@
       <w:outlineLvl w:val="0"/>
     </w:pPr>
     <w:rPr>
-      <w:rFonts w:ascii="Arial" w:hAnsi="Arial" w:eastAsia="" w:asciiTheme="majorHAnsi" w:eastAsiaTheme="majorEastAsia" w:hAnsiTheme="majorHAnsi"/>
+      <w:rFonts w:ascii="Noto Sans" w:hAnsi="Noto Sans" w:eastAsia="" w:asciiTheme="majorHAnsi" w:eastAsiaTheme="majorEastAsia" w:hAnsiTheme="majorHAnsi"/>
       <w:b/>
       <w:bCs/>
       <w:kern w:val="2"/>
@@ -1263,7 +1318,7 @@
       <w:outlineLvl w:val="1"/>
     </w:pPr>
     <w:rPr>
-      <w:rFonts w:ascii="Arial" w:hAnsi="Arial" w:eastAsia="" w:asciiTheme="majorHAnsi" w:eastAsiaTheme="majorEastAsia" w:hAnsiTheme="majorHAnsi"/>
+      <w:rFonts w:ascii="Noto Sans" w:hAnsi="Noto Sans" w:eastAsia="" w:asciiTheme="majorHAnsi" w:eastAsiaTheme="majorEastAsia" w:hAnsiTheme="majorHAnsi"/>
     </w:rPr>
   </w:style>
   <w:style w:type="paragraph" w:styleId="NoSpacing">
@@ -1464,15 +1519,15 @@
     </a:clrScheme>
     <a:fontScheme name="Классическая">
       <a:majorFont>
-        <a:latin typeface="Arial"/>
+        <a:latin typeface="Noto Sans"/>
         <a:ea typeface=""/>
         <a:cs typeface=""/>
         <a:font script="Jpan" typeface="ＭＳ Ｐゴシック"/>
         <a:font script="Hang" typeface="돋움"/>
         <a:font script="Hans" typeface="黑体"/>
         <a:font script="Hant" typeface="微軟正黑體"/>
-        <a:font script="Arab" typeface="Arial"/>
-        <a:font script="Hebr" typeface="Arial"/>
+        <a:font script="Arab" typeface="Noto Sans"/>
+        <a:font script="Hebr" typeface="Noto Sans"/>
         <a:font script="Thai" typeface="Cordia New"/>
         <a:font script="Ethi" typeface="Nyala"/>
         <a:font script="Beng" typeface="Vrinda"/>
@@ -1494,7 +1549,7 @@
         <a:font script="Laoo" typeface="DokChampa"/>
         <a:font script="Sinh" typeface="Iskoola Pota"/>
         <a:font script="Mong" typeface="Mongolian Baiti"/>
-        <a:font script="Viet" typeface="Arial"/>
+        <a:font script="Viet" typeface="Noto Sans"/>
         <a:font script="Uigh" typeface="Microsoft Uighur"/>
         <a:font script="Geor" typeface="Sylfaen"/>
       </a:majorFont>

--- a/xy/internal/chgk/docx/testdata/basic.docx
+++ b/xy/internal/chgk/docx/testdata/basic.docx
@@ -127,18 +127,20 @@
     </w:p>
     <w:tbl>
       <w:tblPr>
-        <w:tblW w:type="pct" w:w="5000"/>
+        <w:tblW w:type="dxa" w:w="2408"/>
+        <w:tblLayout w:type="fixed"/>
         <w:tblLook w:firstColumn="1" w:firstRow="1" w:lastColumn="0" w:lastRow="0" w:noHBand="0" w:noVBand="1" w:val="04A0"/>
       </w:tblPr>
       <w:tblGrid>
-        <w:gridCol w:w="9746"/>
+        <w:gridCol w:w="2408"/>
       </w:tblGrid>
       <w:tr>
         <w:tc>
           <w:tcPr>
-            <w:tcW w:type="dxa" w:w="9746"/>
+            <w:tcW w:type="dxa" w:w="2408"/>
             <w:tcMar>
               <w:top w:w="0" w:type="dxa"/>
+              <w:left w:w="0" w:type="dxa"/>
               <w:bottom w:w="20" w:type="dxa"/>
             </w:tcMar>
           </w:tcPr>
@@ -158,7 +160,7 @@
       <w:tr>
         <w:tc>
           <w:tcPr>
-            <w:tcW w:type="dxa" w:w="9746"/>
+            <w:tcW w:type="dxa" w:w="2408"/>
             <w:tcBorders>
               <w:top w:val="single" w:sz="8" w:space="0" w:color="000000"/>
               <w:left w:val="single" w:sz="8" w:space="0" w:color="000000"/>
@@ -171,6 +173,9 @@
             </w:tcMar>
           </w:tcPr>
           <w:p>
+            <w:pPr>
+              <w:jc w:val="center"/>
+            </w:pPr>
             <w:r>
               <w:t>Ро-шам-бо</w:t>
             </w:r>
